--- a/The Dolphins' View of History/chapters/21 - After the Bargain - America's Long Account.docx
+++ b/The Dolphins' View of History/chapters/21 - After the Bargain - America's Long Account.docx
@@ -9,6 +9,7 @@
         <w:jc w:val="center"/>
         <w:outlineLvl w:val="0"/>
       </w:pPr>
+      <w:bookmarkStart w:name="_Chapter043" w:id="1"/>
       <w:r>
         <w:rPr>
           <w:rFonts w:ascii="Amazon Ember" w:cs="Amazon Ember" w:eastAsia="Amazon Ember" w:hAnsi="Amazon Ember"/>
@@ -18,8 +19,9 @@
           <w:sz w:val="36"/>
           <w:szCs w:val="36"/>
         </w:rPr>
-        <w:t xml:space="preserve">1865 to Today: After the Bargain — America's Long Account</w:t>
-      </w:r>
+        <w:t xml:space="preserve">1865 to Today: After the Bargain — America’s Long Account</w:t>
+      </w:r>
+      <w:bookmarkEnd w:id="1"/>
     </w:p>
     <w:p>
       <w:pPr>

--- a/The Dolphins' View of History/chapters/21 - After the Bargain - America's Long Account.docx
+++ b/The Dolphins' View of History/chapters/21 - After the Bargain - America's Long Account.docx
@@ -64,7 +64,7 @@
         <w:spacing w:after="200"/>
       </w:pPr>
       <w:r>
-        <w:t xml:space="preserve">The same decades built the other America, the one of steel and rail. The transcontinental railroad, finished in 1869 with Irish and Chinese labor and federal land grants, tied the coasts together and broke the independence of the Native nations of the Plains. The buffalo were shot down to a remnant, partly for hides and partly as a strategy. At Wounded Knee in 1890, soldiers killed several hundred Lakota, many of them women and children, in the last large massacre of the Indian wars. The Dawes Act of 1887 broke tribal land into individual allotments and sold off the “surplus.” It was described as civilization. It functioned as dispossession. Dolphin historians file it next to the Trail of Tears and do not accept the change of century as a change of subject.</w:t>
+        <w:t xml:space="preserve">The same decades built the other America, the one of steel and rail. The transcontinental railroad, finished in 1869 with Irish and Chinese labor and federal land grants, tied the coasts together and broke the independence of the Native nations of the Plains. The buffalo were shot down to a remnant, partly for hides and partly as a strategy. At Wounded Knee in 1890, soldiers killed several hundred Lakota, many of them women and children, in the last large massacre of the Indian wars. The Dawes Act of 1887 broke tribal land into individual allotments and sold off the “surplus.” It was described as civilization. It functioned as dispossession. It belongs next to the Trail of Tears; the change of century is not a change of subject.</w:t>
       </w:r>
     </w:p>
     <w:p>
@@ -80,7 +80,7 @@
         <w:spacing w:after="200"/>
       </w:pPr>
       <w:r>
-        <w:t xml:space="preserve">People kept arriving. Ellis Island, from 1892, processed millions from southern and eastern Europe. At the same time Congress barred Chinese laborers, in the Exclusion Act of 1882, the first federal law to shut a gate by race, and mobs in western towns had already made the same point with fire. A country that advertised itself as a refuge wrote, in statute, the list of who was not invited. Dolphin historians keep both documents. The advertisement and the statute are a pair.</w:t>
+        <w:t xml:space="preserve">People kept arriving. Ellis Island, from 1892, processed millions from southern and eastern Europe. At the same time Congress barred Chinese laborers, in the Exclusion Act of 1882, the first federal law to shut a gate by race, and mobs in western towns had already made the same point with fire. A country that advertised itself as a refuge wrote, in statute, the list of who was not invited. Both documents belong in the record. The advertisement and the statute are a pair.</w:t>
       </w:r>
     </w:p>
     <w:p>
@@ -116,15 +116,15 @@
         <w:spacing w:after="200"/>
       </w:pPr>
       <w:r>
-        <w:t xml:space="preserve">At home a generation of reformers, alarmed by the trusts, the slums, and the corruption of city machines, tried to sand the roughest edges off industrial capitalism without abolishing it. Journalists exposed the meatpacking plants and the oil monopoly. States passed laws on child labor, hours, and railroad rates. The federal income tax arrived by amendment in 1913, and so did the direct election of senators. None of this ended the fortunes. It did establish that a democracy might tax them and inspect them. Dolphin historians regard inspection as a modest technology and a real one.</w:t>
-      </w:r>
-    </w:p>
-    <w:p>
-      <w:pPr>
-        <w:spacing w:after="200"/>
-      </w:pPr>
-      <w:r>
-        <w:t xml:space="preserve">Women, who had been told since Seneca Falls to wait, stopped waiting in an organized way. They marched, picketed the White House, went to jail, and in 1920 won the national vote. The victory was incomplete in the way American victories often are: Black women in the Jim Crow states inherited a right they were then violently prevented from using. Dolphin historians count the amendment and the polling-place threat as parts of the same event.</w:t>
+        <w:t xml:space="preserve">At home a generation of reformers, alarmed by the trusts, the slums, and the corruption of city machines, tried to sand the roughest edges off industrial capitalism without abolishing it. Journalists exposed the meatpacking plants and the oil monopoly. States passed laws on child labor, hours, and railroad rates. The federal income tax arrived by amendment in 1913, and so did the direct election of senators. None of this ended the fortunes. It did establish that a democracy might tax them and inspect them. Inspection is a modest technology and a real one.</w:t>
+      </w:r>
+    </w:p>
+    <w:p>
+      <w:pPr>
+        <w:spacing w:after="200"/>
+      </w:pPr>
+      <w:r>
+        <w:t xml:space="preserve">Women, who had been told since Seneca Falls to wait, stopped waiting in an organized way. They marched, picketed the White House, went to jail, and in 1920 won the national vote. The victory was incomplete in the way American victories often are: Black women in the Jim Crow states inherited a right they were then violently prevented from using. The amendment and the polling-place threat were parts of the same event.</w:t>
       </w:r>
     </w:p>
     <w:p>
@@ -152,7 +152,7 @@
         <w:spacing w:after="200"/>
       </w:pPr>
       <w:r>
-        <w:t xml:space="preserve">The 1920s speculated. Florida land, then stocks, bought with borrowed money, on the theory that a rising price is a reason for a rising price. In October 1929 the theory ended. Banks failed. Savings vanished. By 1933 a quarter of the workforce was unemployed, and the people living in shacks on the edge of cities named the shacks after the president who had not caused the crash and had not stopped it. A army of veterans, the Bonus Army, marched on Washington to ask for money they had been promised for their war service and was burned out of its camp by the army they had served in. Dolphin historians note the symmetry without enjoyment.</w:t>
+        <w:t xml:space="preserve">The 1920s speculated. Florida land, then stocks, bought with borrowed money, on the theory that a rising price is a reason for a rising price. In October 1929 the theory ended. Banks failed. Savings vanished. By 1933 a quarter of the workforce was unemployed, and the people living in shacks on the edge of cities named the shacks after the president who had not caused the crash and had not stopped it. A army of veterans, the Bonus Army, marched on Washington to ask for money they had been promised for their war service and was burned out of its camp by the army they had served in. The symmetry is not enjoyable.</w:t>
       </w:r>
     </w:p>
     <w:p>
@@ -176,7 +176,7 @@
         <w:spacing w:after="200"/>
       </w:pPr>
       <w:r>
-        <w:t xml:space="preserve">Roosevelt tried, in 1937, to add justices to a Supreme Court that had been striking his laws down. He lost the fight and won several of the cases anyway, as the Court changed its mind and its membership. Dolphin historians record both outcomes. A president who loses a grab for the court, and accepts the loss, is a data point in favor of the machine built in 1787. They do not have many such data points, and they keep the ones they have.</w:t>
+        <w:t xml:space="preserve">Roosevelt tried, in 1937, to add justices to a Supreme Court that had been striking his laws down. He lost the fight and won several of the cases anyway, as the Court changed its mind and its membership. Both outcomes go in the record. A president who loses a grab for the court, and accepts the loss, is a data point in favor of the machine built in 1787. They do not have many such data points, and they keep the ones they have.</w:t>
       </w:r>
     </w:p>
     <w:p>
@@ -204,7 +204,7 @@
         <w:spacing w:after="200"/>
       </w:pPr>
       <w:r>
-        <w:t xml:space="preserve">The attack on Pearl Harbor in December 1941, told more fully among the Pacific chapters, ended the argument about whether the country would fight. It also began an argument the country conducted against some of its own citizens. In 1942 the government ordered the removal of more than 100,000 people of Japanese ancestry from the West Coast, most of them citizens, and confined them in camps in the interior. No comparable order swept up German or Italian Americans in those numbers. The Supreme Court, in Korematsu, declined to stop it. Decades later the country apologized and paid reparations that did not match the loss. Dolphin historians classify the episode under racism and under fear, and note that fear was the reason offered at the time by people who were, in many cases, also pleased to take the farms.</w:t>
+        <w:t xml:space="preserve">The attack on Pearl Harbor in December 1941, told more fully among the Pacific chapters, ended the argument about whether the country would fight. It also began an argument the country conducted against some of its own citizens. In 1942 the government ordered the removal of more than 100,000 people of Japanese ancestry from the West Coast, most of them citizens, and confined them in camps in the interior. No comparable order swept up German or Italian Americans in those numbers. The Supreme Court, in Korematsu, declined to stop it. Decades later the country apologized and paid reparations that did not match the loss. The episode belongs under racism and under fear, and fear was the reason offered at the time by people who were, in many cases, also pleased to take the farms.</w:t>
       </w:r>
     </w:p>
     <w:p>
@@ -220,7 +220,7 @@
         <w:spacing w:after="200"/>
       </w:pPr>
       <w:r>
-        <w:t xml:space="preserve">The men who came back met a law, the GI Bill, that paid for college, homes, and businesses, and built a middle class with remarkable speed. They also met, if they were Black and in the wrong town, a banker and a university that had read the same law and found a way not to apply it. The suburbs that spread along the new highways were, in large part, a federal project with a whites-only gate. Dolphin historians add the gate to the file. Prosperity in this country has rarely been as general as the photographs.</w:t>
+        <w:t xml:space="preserve">The men who came back met a law, the GI Bill, that paid for college, homes, and businesses, and built a middle class with remarkable speed. They also met, if they were Black and in the wrong town, a banker and a university that had read the same law and found a way not to apply it. The suburbs that spread along the new highways were, in large part, a federal project with a whites-only gate. The gate goes in the file. Prosperity in this country has rarely been as general as the photographs.</w:t>
       </w:r>
     </w:p>
     <w:p>
@@ -248,7 +248,7 @@
         <w:spacing w:after="200"/>
       </w:pPr>
       <w:r>
-        <w:t xml:space="preserve">Vietnam was a French colonial war that the United States inherited, funded, and then fought. The official story was a line of dominoes. The practice was a decade of bombing, conscription, and a countryside that did not become less Vietnamese under the bombs. The Gulf of Tonkin resolution in 1964 handed the president a war without quite declaring one. The Tet offensive of 1968 convinced a large television audience that the official optimism was false. At Kent State in 1970, National Guard troops shot students during a protest, killing four. The draft ended. The war did not, until 1973 for American troops and 1975 for the government they had been holding up. Dolphin historians do not pretend to a precise count of the Vietnamese dead. The honest ranges run into the millions, soldiers and civilians, and the precise number would not change the conclusion. A great power fought a long war, did not win it, and was changed by it anyway.</w:t>
+        <w:t xml:space="preserve">Vietnam was a French colonial war that the United States inherited, funded, and then fought. The official story was a line of dominoes. The practice was a decade of bombing, conscription, and a countryside that did not become less Vietnamese under the bombs. The Gulf of Tonkin resolution in 1964 handed the president a war without quite declaring one. The Tet offensive of 1968 convinced a large television audience that the official optimism was false. At Kent State in 1970, National Guard troops shot students during a protest, killing four. The draft ended. The war did not, until 1973 for American troops and 1975 for the government they had been holding up. There is no precise count of the Vietnamese dead. The honest ranges run into the millions, soldiers and civilians, and the precise number would not change the conclusion. A great power fought a long war, did not win it, and was changed by it anyway.</w:t>
       </w:r>
     </w:p>
     <w:p>
@@ -292,23 +292,23 @@
         <w:spacing w:after="200"/>
       </w:pPr>
       <w:r>
-        <w:t xml:space="preserve">The 1990s were rich, armed, and punitive. A crime bill in 1994 lengthened sentences and helped fill prisons, with consequences that fell heaviest on Black and poor defendants and were defended at the time, by both parties, as seriousness. Welfare was cut. A president was impeached over a lie about sex and acquitted. The stock market rose. Dolphin historians note a country that had become very good at counting money and very reluctant to count prisoners.</w:t>
-      </w:r>
-    </w:p>
-    <w:p>
-      <w:pPr>
-        <w:spacing w:after="200"/>
-      </w:pPr>
-      <w:r>
-        <w:t xml:space="preserve">On a clear morning in September 2001, hijackers flew airliners into the World Trade Center and the Pentagon, and passengers forced a fourth plane into a field in Pennsylvania. Nearly three thousand people died. The country went to war in Afghanistan, where the attackers had been sheltered, and then in Iraq, which had not attacked it and did not have the weapons the war was sold on. The second war broke a state, killed hundreds of thousands, and produced a successor chaos from which a new and uglier faction later emerged. Dolphin historians separate the grief, which was real, from the policy, which was a choice. Grief is not a strategy. It was used as one.</w:t>
-      </w:r>
-    </w:p>
-    <w:p>
-      <w:pPr>
-        <w:spacing w:after="200"/>
-      </w:pPr>
-      <w:r>
-        <w:t xml:space="preserve">A financial collapse in 2008, built out of mortgages that could not be paid and bets laid on top of those mortgages, wiped out savings and jobs and was answered with public money for the institutions that had made the bets. The institutions survived. A great many households did not, on anything like the same schedule. Dolphin historians recognize the pattern from earlier panics and from the mills. When the machine fails, the people nearest the machine are rescued first. Greed writes that order of operations. It does not usually sign it.</w:t>
+        <w:t xml:space="preserve">The 1990s were rich, armed, and punitive. A crime bill in 1994 lengthened sentences and helped fill prisons, with consequences that fell heaviest on Black and poor defendants and were defended at the time, by both parties, as seriousness. Welfare was cut. A president was impeached over a lie about sex and acquitted. The stock market rose. The country had become very good at counting money and very reluctant to count prisoners.</w:t>
+      </w:r>
+    </w:p>
+    <w:p>
+      <w:pPr>
+        <w:spacing w:after="200"/>
+      </w:pPr>
+      <w:r>
+        <w:t xml:space="preserve">On a clear morning in September 2001, hijackers flew airliners into the World Trade Center and the Pentagon, and passengers forced a fourth plane into a field in Pennsylvania. Nearly three thousand people died. The country went to war in Afghanistan, where the attackers had been sheltered, and then in Iraq, which had not attacked it and did not have the weapons the war was sold on. The second war broke a state, killed hundreds of thousands, and produced a successor chaos from which a new and uglier faction later emerged. The grief was real. The policy was a choice. Grief is not a strategy. It was used as one.</w:t>
+      </w:r>
+    </w:p>
+    <w:p>
+      <w:pPr>
+        <w:spacing w:after="200"/>
+      </w:pPr>
+      <w:r>
+        <w:t xml:space="preserve">A financial collapse in 2008, built out of mortgages that could not be paid and bets laid on top of those mortgages, wiped out savings and jobs and was answered with public money for the institutions that had made the bets. The institutions survived. A great many households did not, on anything like the same schedule. The pattern is familiar from earlier panics and from the mills. When the machine fails, the people nearest the machine are rescued first. Greed writes that order of operations. It does not usually sign it.</w:t>
       </w:r>
     </w:p>
     <w:p>

--- a/The Dolphins' View of History/chapters/21 - After the Bargain - America's Long Account.docx
+++ b/The Dolphins' View of History/chapters/21 - After the Bargain - America's Long Account.docx
@@ -5,6 +5,7 @@
     <w:p>
       <w:pPr>
         <w:pStyle w:val="Heading1"/>
+        <w:pageBreakBefore/>
         <w:spacing w:after="300"/>
         <w:jc w:val="center"/>
         <w:outlineLvl w:val="0"/>
@@ -15,9 +16,9 @@
           <w:rFonts w:ascii="Amazon Ember" w:cs="Amazon Ember" w:eastAsia="Amazon Ember" w:hAnsi="Amazon Ember"/>
           <w:b/>
           <w:bCs/>
-          <w:color w:val="0000FF"/>
-          <w:sz w:val="36"/>
-          <w:szCs w:val="36"/>
+          <w:color w:val="1F4E79"/>
+          <w:sz w:val="32"/>
+          <w:szCs w:val="32"/>
         </w:rPr>
         <w:t xml:space="preserve">1865 to Today: After the Bargain — America’s Long Account</w:t>
       </w:r>
@@ -36,9 +37,9 @@
           <w:rFonts w:ascii="Amazon Ember" w:cs="Amazon Ember" w:eastAsia="Amazon Ember" w:hAnsi="Amazon Ember"/>
           <w:b/>
           <w:bCs/>
-          <w:color w:val="0000FF"/>
-          <w:sz w:val="36"/>
-          <w:szCs w:val="36"/>
+          <w:color w:val="1F4E79"/>
+          <w:sz w:val="32"/>
+          <w:szCs w:val="32"/>
         </w:rPr>
         <w:t xml:space="preserve">After the bargain</w:t>
       </w:r>
@@ -96,9 +97,9 @@
           <w:rFonts w:ascii="Amazon Ember" w:cs="Amazon Ember" w:eastAsia="Amazon Ember" w:hAnsi="Amazon Ember"/>
           <w:b/>
           <w:bCs/>
-          <w:color w:val="0000FF"/>
-          <w:sz w:val="36"/>
-          <w:szCs w:val="36"/>
+          <w:color w:val="1F4E79"/>
+          <w:sz w:val="32"/>
+          <w:szCs w:val="32"/>
         </w:rPr>
         <w:t xml:space="preserve">Empire, briefly, and the progressive repair</w:t>
       </w:r>
@@ -140,9 +141,9 @@
           <w:rFonts w:ascii="Amazon Ember" w:cs="Amazon Ember" w:eastAsia="Amazon Ember" w:hAnsi="Amazon Ember"/>
           <w:b/>
           <w:bCs/>
-          <w:color w:val="0000FF"/>
-          <w:sz w:val="36"/>
-          <w:szCs w:val="36"/>
+          <w:color w:val="1F4E79"/>
+          <w:sz w:val="32"/>
+          <w:szCs w:val="32"/>
         </w:rPr>
         <w:t xml:space="preserve">Crash, and the state that answered</w:t>
       </w:r>
@@ -192,9 +193,9 @@
           <w:rFonts w:ascii="Amazon Ember" w:cs="Amazon Ember" w:eastAsia="Amazon Ember" w:hAnsi="Amazon Ember"/>
           <w:b/>
           <w:bCs/>
-          <w:color w:val="0000FF"/>
-          <w:sz w:val="36"/>
-          <w:szCs w:val="36"/>
+          <w:color w:val="1F4E79"/>
+          <w:sz w:val="32"/>
+          <w:szCs w:val="32"/>
         </w:rPr>
         <w:t xml:space="preserve">A war at home, including against its own</w:t>
       </w:r>
@@ -236,9 +237,9 @@
           <w:rFonts w:ascii="Amazon Ember" w:cs="Amazon Ember" w:eastAsia="Amazon Ember" w:hAnsi="Amazon Ember"/>
           <w:b/>
           <w:bCs/>
-          <w:color w:val="0000FF"/>
-          <w:sz w:val="36"/>
-          <w:szCs w:val="36"/>
+          <w:color w:val="1F4E79"/>
+          <w:sz w:val="32"/>
+          <w:szCs w:val="32"/>
         </w:rPr>
         <w:t xml:space="preserve">The long war in Asia, and the president who resigned</w:t>
       </w:r>
@@ -272,9 +273,9 @@
           <w:rFonts w:ascii="Amazon Ember" w:cs="Amazon Ember" w:eastAsia="Amazon Ember" w:hAnsi="Amazon Ember"/>
           <w:b/>
           <w:bCs/>
-          <w:color w:val="0000FF"/>
-          <w:sz w:val="36"/>
-          <w:szCs w:val="36"/>
+          <w:color w:val="1F4E79"/>
+          <w:sz w:val="32"/>
+          <w:szCs w:val="32"/>
         </w:rPr>
         <w:t xml:space="preserve">The late century</w:t>
       </w:r>
@@ -356,7 +357,7 @@
       </w:r>
     </w:p>
     <w:sectPr>
-      <w:pgSz w:w="12240" w:h="15840" w:orient="portrait"/>
+      <w:pgSz w:w="8640" w:h="12960" w:orient="portrait"/>
       <w:pgMar w:top="1440" w:right="1440" w:bottom="1440" w:left="1440" w:header="708" w:footer="708" w:gutter="0"/>
       <w:pgNumType/>
       <w:docGrid w:linePitch="360"/>

--- a/The Dolphins' View of History/chapters/21 - After the Bargain - America's Long Account.docx
+++ b/The Dolphins' View of History/chapters/21 - After the Bargain - America's Long Account.docx
@@ -81,7 +81,7 @@
         <w:spacing w:after="200"/>
       </w:pPr>
       <w:r>
-        <w:t xml:space="preserve">People kept arriving. Ellis Island, from 1892, processed millions from southern and eastern Europe. At the same time Congress barred Chinese laborers, in the Exclusion Act of 1882, the first federal law to shut a gate by race, and mobs in western towns had already made the same point with fire. A country that advertised itself as a refuge wrote, in statute, the list of who was not invited. Both documents belong in the record. The advertisement and the statute are a pair.</w:t>
+        <w:t xml:space="preserve">People kept arriving. Ellis Island, from 1892, processed millions from southern and eastern Europe. At the same time Congress barred Chinese laborers, in the Exclusion Act of 1882, the first federal law to exclude an entire immigrant labor force by race — seven years after the Page Act of 1875 had already used the same reasoning to bar most Chinese women — and mobs in western towns had already made the same point with fire. A country that advertised itself as a refuge wrote, in statute, the list of who was not invited. Both documents belong in the record. The advertisement and the statute are a pair.</w:t>
       </w:r>
     </w:p>
     <w:p>
